--- a/Dataset/generated_documents/maintenance/MNT_EVT-012.docx
+++ b/Dataset/generated_documents/maintenance/MNT_EVT-012.docx
@@ -77,7 +77,7 @@
           </w:tcPr>
           <w:p>
             <w:r>
-              <w:t>011F9718</w:t>
+              <w:t>04C0A7C3</w:t>
             </w:r>
           </w:p>
         </w:tc>
@@ -209,7 +209,7 @@
           </w:tcPr>
           <w:p>
             <w:r>
-              <w:t>14-Jul-2026 20:10</w:t>
+              <w:t>15-Jul-2026 13:05</w:t>
             </w:r>
           </w:p>
         </w:tc>
@@ -707,7 +707,7 @@
     </w:p>
     <w:p>
       <w:r>
-        <w:t>Recommend vibration monitoring during next inspection.</w:t>
+        <w:t>Equipment restored to normal operating condition.</w:t>
       </w:r>
     </w:p>
     <w:p>
@@ -720,7 +720,7 @@
     </w:p>
     <w:p>
       <w:r>
-        <w:t>Permit To Work (PTW) was verified before maintenance.</w:t>
+        <w:t>Gas detector readings were within permissible limits.</w:t>
       </w:r>
     </w:p>
     <w:p>
@@ -1174,7 +1174,7 @@
     </w:p>
     <w:p>
       <w:r>
-        <w:t>☐ Leak Inspection Completed — Pending</w:t>
+        <w:t>☑ Leak Inspection Completed</w:t>
       </w:r>
     </w:p>
     <w:p>
@@ -1198,7 +1198,7 @@
     </w:p>
     <w:p>
       <w:r>
-        <w:t>Monitor bearing temperature daily.</w:t>
+        <w:t>Conduct thermography inspection next month.</w:t>
       </w:r>
     </w:p>
     <w:p/>
